--- a/schools-presentations/A Gymnasiou/A5.2 - Ηλεκτρονικό ταχυδρομείο/A5.2 Μ2 - ΦΕ Εμπέδωσης.docx
+++ b/schools-presentations/A Gymnasiou/A5.2 - Ηλεκτρονικό ταχυδρομείο/A5.2 Μ2 - ΦΕ Εμπέδωσης.docx
@@ -69,11 +69,19 @@
             </w:tcMar>
           </w:tcPr>
           <w:p>
+            <w:proofErr w:type="spellStart"/>
             <w:r>
               <w:rPr>
                 <w:sz w:val="19"/>
               </w:rPr>
-              <w:t>Ονοματεπώνυμο: __________________________</w:t>
+              <w:t>Ονομ</w:t>
+            </w:r>
+            <w:proofErr w:type="spellEnd"/>
+            <w:r>
+              <w:rPr>
+                <w:sz w:val="19"/>
+              </w:rPr>
+              <w:t>ατεπώνυμο: __________________________</w:t>
             </w:r>
           </w:p>
         </w:tc>
@@ -88,11 +96,47 @@
             </w:tcMar>
           </w:tcPr>
           <w:p>
+            <w:proofErr w:type="spellStart"/>
             <w:r>
               <w:rPr>
                 <w:sz w:val="19"/>
               </w:rPr>
-              <w:t>Τμήμα: __________  Ημερομηνία: __________</w:t>
+              <w:t>Τμήμ</w:t>
+            </w:r>
+            <w:proofErr w:type="spellEnd"/>
+            <w:r>
+              <w:rPr>
+                <w:sz w:val="19"/>
+              </w:rPr>
+              <w:t>α: _________</w:t>
+            </w:r>
+            <w:proofErr w:type="gramStart"/>
+            <w:r>
+              <w:rPr>
+                <w:sz w:val="19"/>
+              </w:rPr>
+              <w:t xml:space="preserve">_  </w:t>
+            </w:r>
+            <w:proofErr w:type="spellStart"/>
+            <w:r>
+              <w:rPr>
+                <w:sz w:val="19"/>
+              </w:rPr>
+              <w:t>Ημερομηνί</w:t>
+            </w:r>
+            <w:proofErr w:type="spellEnd"/>
+            <w:r>
+              <w:rPr>
+                <w:sz w:val="19"/>
+              </w:rPr>
+              <w:t>α</w:t>
+            </w:r>
+            <w:proofErr w:type="gramEnd"/>
+            <w:r>
+              <w:rPr>
+                <w:sz w:val="19"/>
+              </w:rPr>
+              <w:t>: __________</w:t>
             </w:r>
           </w:p>
         </w:tc>
@@ -109,11 +153,19 @@
             </w:tcMar>
           </w:tcPr>
           <w:p>
+            <w:proofErr w:type="spellStart"/>
             <w:r>
               <w:rPr>
                 <w:sz w:val="19"/>
               </w:rPr>
-              <w:t>Συμμαθητής/τρια Α: ______________________</w:t>
+              <w:t>Συμμ</w:t>
+            </w:r>
+            <w:proofErr w:type="spellEnd"/>
+            <w:r>
+              <w:rPr>
+                <w:sz w:val="19"/>
+              </w:rPr>
+              <w:t>αθητής/τρια Α: ______________________</w:t>
             </w:r>
           </w:p>
         </w:tc>
@@ -128,11 +180,19 @@
             </w:tcMar>
           </w:tcPr>
           <w:p>
+            <w:proofErr w:type="spellStart"/>
             <w:r>
               <w:rPr>
                 <w:sz w:val="19"/>
               </w:rPr>
-              <w:t>Συμμαθητής/τρια Β: ______________________</w:t>
+              <w:t>Συμμ</w:t>
+            </w:r>
+            <w:proofErr w:type="spellEnd"/>
+            <w:r>
+              <w:rPr>
+                <w:sz w:val="19"/>
+              </w:rPr>
+              <w:t>αθητής/τρια Β: ______________________</w:t>
             </w:r>
           </w:p>
         </w:tc>
@@ -357,11 +417,33 @@
             <w:pPr>
               <w:jc w:val="center"/>
             </w:pPr>
+            <w:proofErr w:type="spellStart"/>
             <w:r>
               <w:rPr>
                 <w:sz w:val="19"/>
               </w:rPr>
-              <w:t>Κύριος παραλήπτης</w:t>
+              <w:t>Κύριος</w:t>
+            </w:r>
+            <w:proofErr w:type="spellEnd"/>
+            <w:r>
+              <w:rPr>
+                <w:sz w:val="19"/>
+              </w:rPr>
+              <w:t xml:space="preserve"> παρα</w:t>
+            </w:r>
+            <w:proofErr w:type="spellStart"/>
+            <w:r>
+              <w:rPr>
+                <w:sz w:val="19"/>
+              </w:rPr>
+              <w:t>λή</w:t>
+            </w:r>
+            <w:proofErr w:type="spellEnd"/>
+            <w:r>
+              <w:rPr>
+                <w:sz w:val="19"/>
+              </w:rPr>
+              <w:t>πτης</w:t>
             </w:r>
           </w:p>
         </w:tc>
@@ -381,11 +463,33 @@
             <w:pPr>
               <w:jc w:val="center"/>
             </w:pPr>
+            <w:proofErr w:type="spellStart"/>
             <w:r>
               <w:rPr>
                 <w:sz w:val="19"/>
               </w:rPr>
-              <w:t>Ορατή κοινοποίηση</w:t>
+              <w:t>Ορ</w:t>
+            </w:r>
+            <w:proofErr w:type="spellEnd"/>
+            <w:r>
+              <w:rPr>
+                <w:sz w:val="19"/>
+              </w:rPr>
+              <w:t xml:space="preserve">ατή </w:t>
+            </w:r>
+            <w:proofErr w:type="spellStart"/>
+            <w:r>
+              <w:rPr>
+                <w:sz w:val="19"/>
+              </w:rPr>
+              <w:t>κοινο</w:t>
+            </w:r>
+            <w:proofErr w:type="spellEnd"/>
+            <w:r>
+              <w:rPr>
+                <w:sz w:val="19"/>
+              </w:rPr>
+              <w:t>ποίηση</w:t>
             </w:r>
           </w:p>
         </w:tc>
@@ -405,11 +509,33 @@
             <w:pPr>
               <w:jc w:val="center"/>
             </w:pPr>
+            <w:proofErr w:type="spellStart"/>
             <w:r>
               <w:rPr>
                 <w:sz w:val="19"/>
               </w:rPr>
-              <w:t>Κρυφή κοινοποίηση</w:t>
+              <w:t>Κρυφή</w:t>
+            </w:r>
+            <w:proofErr w:type="spellEnd"/>
+            <w:r>
+              <w:rPr>
+                <w:sz w:val="19"/>
+              </w:rPr>
+              <w:t xml:space="preserve"> </w:t>
+            </w:r>
+            <w:proofErr w:type="spellStart"/>
+            <w:r>
+              <w:rPr>
+                <w:sz w:val="19"/>
+              </w:rPr>
+              <w:t>κοινο</w:t>
+            </w:r>
+            <w:proofErr w:type="spellEnd"/>
+            <w:r>
+              <w:rPr>
+                <w:sz w:val="19"/>
+              </w:rPr>
+              <w:t>ποίηση</w:t>
             </w:r>
           </w:p>
         </w:tc>
@@ -480,7 +606,25 @@
                 <w:szCs w:val="28"/>
                 <w:lang w:val="el-GR"/>
               </w:rPr>
-              <w:t xml:space="preserve">(π.χ </w:t>
+              <w:t>(</w:t>
+            </w:r>
+            <w:proofErr w:type="spellStart"/>
+            <w:r>
+              <w:rPr>
+                <w:sz w:val="28"/>
+                <w:szCs w:val="28"/>
+                <w:lang w:val="el-GR"/>
+              </w:rPr>
+              <w:t>π.χ</w:t>
+            </w:r>
+            <w:proofErr w:type="spellEnd"/>
+            <w:r>
+              <w:rPr>
+                <w:sz w:val="28"/>
+                <w:szCs w:val="28"/>
+                <w:lang w:val="el-GR"/>
+              </w:rPr>
+              <w:t xml:space="preserve"> </w:t>
             </w:r>
             <w:r>
               <w:rPr>
@@ -512,6 +656,7 @@
               </w:rPr>
               <w:t xml:space="preserve"> ή </w:t>
             </w:r>
+            <w:proofErr w:type="spellStart"/>
             <w:r>
               <w:rPr>
                 <w:sz w:val="28"/>
@@ -519,6 +664,7 @@
               </w:rPr>
               <w:t>gmail</w:t>
             </w:r>
+            <w:proofErr w:type="spellEnd"/>
             <w:r>
               <w:rPr>
                 <w:sz w:val="28"/>
@@ -550,8 +696,26 @@
                 <w:sz w:val="28"/>
                 <w:szCs w:val="28"/>
               </w:rPr>
-              <w:t>☐ Ολοκληρώθηκε</w:t>
+              <w:t>☐</w:t>
             </w:r>
+            <w:r>
+              <w:rPr>
+                <w:color w:val="4B555F"/>
+                <w:sz w:val="28"/>
+                <w:szCs w:val="28"/>
+              </w:rPr>
+              <w:t xml:space="preserve"> </w:t>
+            </w:r>
+            <w:proofErr w:type="spellStart"/>
+            <w:r>
+              <w:rPr>
+                <w:color w:val="4B555F"/>
+                <w:sz w:val="28"/>
+                <w:szCs w:val="28"/>
+              </w:rPr>
+              <w:t>Ολοκληρώθηκε</w:t>
+            </w:r>
+            <w:proofErr w:type="spellEnd"/>
           </w:p>
         </w:tc>
         <w:tc>
@@ -662,8 +826,26 @@
                 <w:sz w:val="28"/>
                 <w:szCs w:val="28"/>
               </w:rPr>
-              <w:t>☐ Ολοκληρώθηκε</w:t>
+              <w:t>☐</w:t>
             </w:r>
+            <w:r>
+              <w:rPr>
+                <w:color w:val="4B555F"/>
+                <w:sz w:val="28"/>
+                <w:szCs w:val="28"/>
+              </w:rPr>
+              <w:t xml:space="preserve"> </w:t>
+            </w:r>
+            <w:proofErr w:type="spellStart"/>
+            <w:r>
+              <w:rPr>
+                <w:color w:val="4B555F"/>
+                <w:sz w:val="28"/>
+                <w:szCs w:val="28"/>
+              </w:rPr>
+              <w:t>Ολοκληρώθηκε</w:t>
+            </w:r>
+            <w:proofErr w:type="spellEnd"/>
           </w:p>
         </w:tc>
       </w:tr>
@@ -794,6 +976,7 @@
               </w:rPr>
               <w:t>.</w:t>
             </w:r>
+            <w:proofErr w:type="spellStart"/>
             <w:r>
               <w:rPr>
                 <w:sz w:val="28"/>
@@ -801,6 +984,7 @@
               </w:rPr>
               <w:t>aresti</w:t>
             </w:r>
+            <w:proofErr w:type="spellEnd"/>
             <w:r>
               <w:rPr>
                 <w:sz w:val="28"/>
@@ -809,6 +993,7 @@
               </w:rPr>
               <w:t>@</w:t>
             </w:r>
+            <w:proofErr w:type="spellStart"/>
             <w:r>
               <w:rPr>
                 <w:sz w:val="28"/>
@@ -816,6 +1001,7 @@
               </w:rPr>
               <w:t>gmail</w:t>
             </w:r>
+            <w:proofErr w:type="spellEnd"/>
             <w:r>
               <w:rPr>
                 <w:sz w:val="28"/>
@@ -854,8 +1040,26 @@
                 <w:sz w:val="28"/>
                 <w:szCs w:val="28"/>
               </w:rPr>
-              <w:t>☐ Ολοκληρώθηκε</w:t>
+              <w:t>☐</w:t>
             </w:r>
+            <w:r>
+              <w:rPr>
+                <w:color w:val="4B555F"/>
+                <w:sz w:val="28"/>
+                <w:szCs w:val="28"/>
+              </w:rPr>
+              <w:t xml:space="preserve"> </w:t>
+            </w:r>
+            <w:proofErr w:type="spellStart"/>
+            <w:r>
+              <w:rPr>
+                <w:color w:val="4B555F"/>
+                <w:sz w:val="28"/>
+                <w:szCs w:val="28"/>
+              </w:rPr>
+              <w:t>Ολοκληρώθηκε</w:t>
+            </w:r>
+            <w:proofErr w:type="spellEnd"/>
           </w:p>
         </w:tc>
         <w:tc>
@@ -944,8 +1148,26 @@
                 <w:sz w:val="28"/>
                 <w:szCs w:val="28"/>
               </w:rPr>
-              <w:t>☐ Ολοκληρώθηκε</w:t>
+              <w:t>☐</w:t>
             </w:r>
+            <w:r>
+              <w:rPr>
+                <w:color w:val="4B555F"/>
+                <w:sz w:val="28"/>
+                <w:szCs w:val="28"/>
+              </w:rPr>
+              <w:t xml:space="preserve"> </w:t>
+            </w:r>
+            <w:proofErr w:type="spellStart"/>
+            <w:r>
+              <w:rPr>
+                <w:color w:val="4B555F"/>
+                <w:sz w:val="28"/>
+                <w:szCs w:val="28"/>
+              </w:rPr>
+              <w:t>Ολοκληρώθηκε</w:t>
+            </w:r>
+            <w:proofErr w:type="spellEnd"/>
           </w:p>
         </w:tc>
       </w:tr>
@@ -1016,7 +1238,6 @@
               <w:rPr>
                 <w:sz w:val="28"/>
                 <w:szCs w:val="28"/>
-                <w:lang w:val="el-GR"/>
               </w:rPr>
             </w:pPr>
             <w:r>
@@ -1025,7 +1246,38 @@
                 <w:szCs w:val="28"/>
                 <w:lang w:val="el-GR"/>
               </w:rPr>
-              <w:t>Άνοιξε το μήνυμα που έλαβες. Γράψε ποιοι παραλήπτες φαίνονται: ______________________________</w:t>
+              <w:t xml:space="preserve">Άνοιξε το μήνυμα που έλαβες. Γράψε ποιοι παραλήπτες φαίνονται: </w:t>
+            </w:r>
+          </w:p>
+          <w:p>
+            <w:pPr>
+              <w:spacing w:after="60" w:line="259" w:lineRule="auto"/>
+              <w:rPr>
+                <w:sz w:val="28"/>
+                <w:szCs w:val="28"/>
+              </w:rPr>
+            </w:pPr>
+            <w:r>
+              <w:rPr>
+                <w:sz w:val="28"/>
+                <w:szCs w:val="28"/>
+              </w:rPr>
+              <w:t>----------------------------------------------------------------------------------------------------------------------------------------------------------------</w:t>
+            </w:r>
+            <w:r>
+              <w:rPr>
+                <w:sz w:val="28"/>
+                <w:szCs w:val="28"/>
+                <w:lang w:val="el-GR"/>
+              </w:rPr>
+              <w:t>--------------------------------------------</w:t>
+            </w:r>
+            <w:r>
+              <w:rPr>
+                <w:sz w:val="28"/>
+                <w:szCs w:val="28"/>
+              </w:rPr>
+              <w:t>--------</w:t>
             </w:r>
           </w:p>
           <w:p>
@@ -1044,7 +1296,16 @@
                 <w:szCs w:val="28"/>
                 <w:lang w:val="el-GR"/>
               </w:rPr>
-              <w:t>☐ Ολοκληρώθηκε</w:t>
+              <w:t>☐</w:t>
+            </w:r>
+            <w:r>
+              <w:rPr>
+                <w:color w:val="4B555F"/>
+                <w:sz w:val="28"/>
+                <w:szCs w:val="28"/>
+                <w:lang w:val="el-GR"/>
+              </w:rPr>
+              <w:t xml:space="preserve"> Ολοκληρώθηκε</w:t>
             </w:r>
           </w:p>
         </w:tc>
@@ -1102,7 +1363,25 @@
                 <w:szCs w:val="28"/>
                 <w:lang w:val="el-GR"/>
               </w:rPr>
-              <w:t xml:space="preserve">Άνοιξε μήνυμα που έλαβες από συμμαθητή/τρια και προώθησέ το με </w:t>
+              <w:t>Άνοιξε μήνυμα που έλαβες από συμμαθητή/</w:t>
+            </w:r>
+            <w:proofErr w:type="spellStart"/>
+            <w:r>
+              <w:rPr>
+                <w:sz w:val="28"/>
+                <w:szCs w:val="28"/>
+                <w:lang w:val="el-GR"/>
+              </w:rPr>
+              <w:t>τρια</w:t>
+            </w:r>
+            <w:proofErr w:type="spellEnd"/>
+            <w:r>
+              <w:rPr>
+                <w:sz w:val="28"/>
+                <w:szCs w:val="28"/>
+                <w:lang w:val="el-GR"/>
+              </w:rPr>
+              <w:t xml:space="preserve"> και προώθησέ το με </w:t>
             </w:r>
             <w:r>
               <w:rPr>
@@ -1117,7 +1396,25 @@
                 <w:szCs w:val="28"/>
                 <w:lang w:val="el-GR"/>
               </w:rPr>
-              <w:t xml:space="preserve"> σε άλλο/η συμμαθητή/τρια.</w:t>
+              <w:t xml:space="preserve"> σε άλλο/η συμμαθητή/</w:t>
+            </w:r>
+            <w:proofErr w:type="spellStart"/>
+            <w:r>
+              <w:rPr>
+                <w:sz w:val="28"/>
+                <w:szCs w:val="28"/>
+                <w:lang w:val="el-GR"/>
+              </w:rPr>
+              <w:t>τρια</w:t>
+            </w:r>
+            <w:proofErr w:type="spellEnd"/>
+            <w:r>
+              <w:rPr>
+                <w:sz w:val="28"/>
+                <w:szCs w:val="28"/>
+                <w:lang w:val="el-GR"/>
+              </w:rPr>
+              <w:t>.</w:t>
             </w:r>
           </w:p>
           <w:p>
@@ -1134,8 +1431,26 @@
                 <w:sz w:val="28"/>
                 <w:szCs w:val="28"/>
               </w:rPr>
-              <w:t>☐ Ολοκληρώθηκε</w:t>
+              <w:t>☐</w:t>
             </w:r>
+            <w:r>
+              <w:rPr>
+                <w:color w:val="4B555F"/>
+                <w:sz w:val="28"/>
+                <w:szCs w:val="28"/>
+              </w:rPr>
+              <w:t xml:space="preserve"> </w:t>
+            </w:r>
+            <w:proofErr w:type="spellStart"/>
+            <w:r>
+              <w:rPr>
+                <w:color w:val="4B555F"/>
+                <w:sz w:val="28"/>
+                <w:szCs w:val="28"/>
+              </w:rPr>
+              <w:t>Ολοκληρώθηκε</w:t>
+            </w:r>
+            <w:proofErr w:type="spellEnd"/>
           </w:p>
         </w:tc>
       </w:tr>
@@ -1190,7 +1505,25 @@
                 <w:szCs w:val="28"/>
                 <w:lang w:val="el-GR"/>
               </w:rPr>
-              <w:t>Προώθησε το ίδιο μήνυμα ταυτόχρονα σε έναν/μία συμμαθητή/τρια και στον καθηγητή</w:t>
+              <w:t>Προώθησε το ίδιο μήνυμα ταυτόχρονα σε έναν/μία συμμαθητή/</w:t>
+            </w:r>
+            <w:proofErr w:type="spellStart"/>
+            <w:r>
+              <w:rPr>
+                <w:sz w:val="28"/>
+                <w:szCs w:val="28"/>
+                <w:lang w:val="el-GR"/>
+              </w:rPr>
+              <w:t>τρια</w:t>
+            </w:r>
+            <w:proofErr w:type="spellEnd"/>
+            <w:r>
+              <w:rPr>
+                <w:sz w:val="28"/>
+                <w:szCs w:val="28"/>
+                <w:lang w:val="el-GR"/>
+              </w:rPr>
+              <w:t xml:space="preserve"> και στον καθηγητή</w:t>
             </w:r>
             <w:r>
               <w:rPr>
@@ -1223,8 +1556,26 @@
                 <w:sz w:val="28"/>
                 <w:szCs w:val="28"/>
               </w:rPr>
-              <w:t>☐ Ολοκληρώθηκε</w:t>
+              <w:t>☐</w:t>
             </w:r>
+            <w:r>
+              <w:rPr>
+                <w:color w:val="4B555F"/>
+                <w:sz w:val="28"/>
+                <w:szCs w:val="28"/>
+              </w:rPr>
+              <w:t xml:space="preserve"> </w:t>
+            </w:r>
+            <w:proofErr w:type="spellStart"/>
+            <w:r>
+              <w:rPr>
+                <w:color w:val="4B555F"/>
+                <w:sz w:val="28"/>
+                <w:szCs w:val="28"/>
+              </w:rPr>
+              <w:t>Ολοκληρώθηκε</w:t>
+            </w:r>
+            <w:proofErr w:type="spellEnd"/>
           </w:p>
         </w:tc>
         <w:tc>
@@ -1290,8 +1641,26 @@
                 <w:sz w:val="28"/>
                 <w:szCs w:val="28"/>
               </w:rPr>
-              <w:t>☐ Ολοκληρώθηκε</w:t>
+              <w:t>☐</w:t>
             </w:r>
+            <w:r>
+              <w:rPr>
+                <w:color w:val="4B555F"/>
+                <w:sz w:val="28"/>
+                <w:szCs w:val="28"/>
+              </w:rPr>
+              <w:t xml:space="preserve"> </w:t>
+            </w:r>
+            <w:proofErr w:type="spellStart"/>
+            <w:r>
+              <w:rPr>
+                <w:color w:val="4B555F"/>
+                <w:sz w:val="28"/>
+                <w:szCs w:val="28"/>
+              </w:rPr>
+              <w:t>Ολοκληρώθηκε</w:t>
+            </w:r>
+            <w:proofErr w:type="spellEnd"/>
           </w:p>
         </w:tc>
       </w:tr>
@@ -1359,112 +1728,284 @@
           <w:lang w:val="el-GR"/>
         </w:rPr>
       </w:pPr>
+      <w:r>
+        <w:rPr>
+          <w:lang w:val="el-GR"/>
+        </w:rPr>
+        <w:br w:type="page"/>
+      </w:r>
     </w:p>
     <w:p>
       <w:pPr>
-        <w:spacing w:before="240" w:after="100"/>
+        <w:rPr>
+          <w:rFonts w:ascii="Arial" w:eastAsia="Arial" w:hAnsi="Arial"/>
+          <w:b/>
+          <w:color w:val="24446A"/>
+          <w:sz w:val="34"/>
+          <w:lang w:val="el-GR"/>
+        </w:rPr>
       </w:pPr>
       <w:r>
         <w:rPr>
-          <w:rFonts w:ascii="Arial" w:hAnsi="Arial" w:eastAsia="Arial"/>
+          <w:rFonts w:ascii="Arial" w:eastAsia="Arial" w:hAnsi="Arial"/>
           <w:b/>
           <w:color w:val="24446A"/>
           <w:sz w:val="34"/>
+          <w:lang w:val="el-GR"/>
         </w:rPr>
+        <w:lastRenderedPageBreak/>
         <w:t>Πρόσθετη Άσκηση Πρόκληση</w:t>
       </w:r>
     </w:p>
     <w:p>
       <w:pPr>
         <w:spacing w:after="140"/>
+        <w:rPr>
+          <w:lang w:val="el-GR"/>
+        </w:rPr>
       </w:pPr>
       <w:r>
         <w:rPr>
-          <w:rFonts w:ascii="Arial" w:hAnsi="Arial" w:eastAsia="Arial"/>
+          <w:rFonts w:ascii="Arial" w:eastAsia="Arial" w:hAnsi="Arial"/>
           <w:b/>
           <w:color w:val="000000"/>
           <w:sz w:val="24"/>
+          <w:lang w:val="el-GR"/>
         </w:rPr>
         <w:t xml:space="preserve">Σενάριο: </w:t>
       </w:r>
       <w:r>
         <w:rPr>
-          <w:rFonts w:ascii="Arial" w:hAnsi="Arial" w:eastAsia="Arial"/>
-          <w:b w:val="0"/>
+          <w:rFonts w:ascii="Arial" w:eastAsia="Arial" w:hAnsi="Arial"/>
+          <w:color w:val="000000"/>
+          <w:sz w:val="24"/>
+          <w:lang w:val="el-GR"/>
+        </w:rPr>
+        <w:t xml:space="preserve">Έλαβες ένα </w:t>
+      </w:r>
+      <w:r>
+        <w:rPr>
+          <w:rFonts w:ascii="Arial" w:eastAsia="Arial" w:hAnsi="Arial"/>
           <w:color w:val="000000"/>
           <w:sz w:val="24"/>
         </w:rPr>
-        <w:t>Έλαβες ένα email από τον καθηγητή ότι η ώρα του μαθήματος άλλαξε. Πρέπει να το προωθήσεις σωστά, προστατεύοντας τη διεύθυνση ενός παραλήπτη.</w:t>
+        <w:t>email</w:t>
+      </w:r>
+      <w:r>
+        <w:rPr>
+          <w:rFonts w:ascii="Arial" w:eastAsia="Arial" w:hAnsi="Arial"/>
+          <w:color w:val="000000"/>
+          <w:sz w:val="24"/>
+          <w:lang w:val="el-GR"/>
+        </w:rPr>
+        <w:t xml:space="preserve"> από τον καθηγητή ότι η ώρα του μαθήματος άλλαξε. Πρέπει να το προωθήσεις σωστά, προστατεύοντας τη διεύθυνση ενός παραλήπτη.</w:t>
       </w:r>
     </w:p>
     <w:p>
       <w:pPr>
         <w:spacing w:after="60"/>
         <w:ind w:left="115" w:hanging="29"/>
+        <w:rPr>
+          <w:lang w:val="el-GR"/>
+        </w:rPr>
       </w:pPr>
       <w:r>
         <w:rPr>
-          <w:rFonts w:ascii="Arial" w:hAnsi="Arial" w:eastAsia="Arial"/>
+          <w:rFonts w:ascii="Arial" w:eastAsia="Arial" w:hAnsi="Arial"/>
           <w:b/>
           <w:color w:val="24446A"/>
           <w:sz w:val="23"/>
+          <w:lang w:val="el-GR"/>
         </w:rPr>
         <w:t xml:space="preserve">1. </w:t>
       </w:r>
       <w:r>
         <w:rPr>
-          <w:rFonts w:ascii="Arial" w:hAnsi="Arial" w:eastAsia="Arial"/>
-          <w:b w:val="0"/>
+          <w:rFonts w:ascii="Arial" w:eastAsia="Arial" w:hAnsi="Arial"/>
+          <w:color w:val="000000"/>
+          <w:sz w:val="23"/>
+          <w:lang w:val="el-GR"/>
+        </w:rPr>
+        <w:t xml:space="preserve">Άνοιξε το υπάρχον </w:t>
+      </w:r>
+      <w:r>
+        <w:rPr>
+          <w:rFonts w:ascii="Arial" w:eastAsia="Arial" w:hAnsi="Arial"/>
           <w:color w:val="000000"/>
           <w:sz w:val="23"/>
         </w:rPr>
-        <w:t>Άνοιξε το υπάρχον email και επίλεξε Forward.</w:t>
+        <w:t>email</w:t>
+      </w:r>
+      <w:r>
+        <w:rPr>
+          <w:rFonts w:ascii="Arial" w:eastAsia="Arial" w:hAnsi="Arial"/>
+          <w:color w:val="000000"/>
+          <w:sz w:val="23"/>
+          <w:lang w:val="el-GR"/>
+        </w:rPr>
+        <w:t xml:space="preserve"> και επίλεξε </w:t>
+      </w:r>
+      <w:r>
+        <w:rPr>
+          <w:rFonts w:ascii="Arial" w:eastAsia="Arial" w:hAnsi="Arial"/>
+          <w:color w:val="000000"/>
+          <w:sz w:val="23"/>
+        </w:rPr>
+        <w:t>Forward</w:t>
+      </w:r>
+      <w:r>
+        <w:rPr>
+          <w:rFonts w:ascii="Arial" w:eastAsia="Arial" w:hAnsi="Arial"/>
+          <w:color w:val="000000"/>
+          <w:sz w:val="23"/>
+          <w:lang w:val="el-GR"/>
+        </w:rPr>
+        <w:t>.</w:t>
       </w:r>
     </w:p>
     <w:p>
       <w:pPr>
         <w:spacing w:after="60"/>
         <w:ind w:left="115" w:hanging="29"/>
+        <w:rPr>
+          <w:lang w:val="el-GR"/>
+        </w:rPr>
       </w:pPr>
       <w:r>
         <w:rPr>
-          <w:rFonts w:ascii="Arial" w:hAnsi="Arial" w:eastAsia="Arial"/>
+          <w:rFonts w:ascii="Arial" w:eastAsia="Arial" w:hAnsi="Arial"/>
           <w:b/>
           <w:color w:val="24446A"/>
           <w:sz w:val="23"/>
+          <w:lang w:val="el-GR"/>
         </w:rPr>
         <w:t xml:space="preserve">2. </w:t>
       </w:r>
       <w:r>
         <w:rPr>
-          <w:rFonts w:ascii="Arial" w:hAnsi="Arial" w:eastAsia="Arial"/>
-          <w:b w:val="0"/>
+          <w:rFonts w:ascii="Arial" w:eastAsia="Arial" w:hAnsi="Arial"/>
+          <w:color w:val="000000"/>
+          <w:sz w:val="23"/>
+          <w:lang w:val="el-GR"/>
+        </w:rPr>
+        <w:t xml:space="preserve">Στο </w:t>
+      </w:r>
+      <w:r>
+        <w:rPr>
+          <w:rFonts w:ascii="Arial" w:eastAsia="Arial" w:hAnsi="Arial"/>
           <w:color w:val="000000"/>
           <w:sz w:val="23"/>
         </w:rPr>
-        <w:t>Στο To βάλε τον/τη Συμμαθητή/τρια Α, στο Cc τον καθηγητή και στο Bcc τον/τη Συμμαθητή/τρια Β.</w:t>
+        <w:t>To</w:t>
+      </w:r>
+      <w:r>
+        <w:rPr>
+          <w:rFonts w:ascii="Arial" w:eastAsia="Arial" w:hAnsi="Arial"/>
+          <w:color w:val="000000"/>
+          <w:sz w:val="23"/>
+          <w:lang w:val="el-GR"/>
+        </w:rPr>
+        <w:t xml:space="preserve"> βάλε τον/τη Συμμαθητή/</w:t>
+      </w:r>
+      <w:proofErr w:type="spellStart"/>
+      <w:r>
+        <w:rPr>
+          <w:rFonts w:ascii="Arial" w:eastAsia="Arial" w:hAnsi="Arial"/>
+          <w:color w:val="000000"/>
+          <w:sz w:val="23"/>
+          <w:lang w:val="el-GR"/>
+        </w:rPr>
+        <w:t>τρια</w:t>
+      </w:r>
+      <w:proofErr w:type="spellEnd"/>
+      <w:r>
+        <w:rPr>
+          <w:rFonts w:ascii="Arial" w:eastAsia="Arial" w:hAnsi="Arial"/>
+          <w:color w:val="000000"/>
+          <w:sz w:val="23"/>
+          <w:lang w:val="el-GR"/>
+        </w:rPr>
+        <w:t xml:space="preserve"> Α, στο </w:t>
+      </w:r>
+      <w:r>
+        <w:rPr>
+          <w:rFonts w:ascii="Arial" w:eastAsia="Arial" w:hAnsi="Arial"/>
+          <w:color w:val="000000"/>
+          <w:sz w:val="23"/>
+        </w:rPr>
+        <w:t>Cc</w:t>
+      </w:r>
+      <w:r>
+        <w:rPr>
+          <w:rFonts w:ascii="Arial" w:eastAsia="Arial" w:hAnsi="Arial"/>
+          <w:color w:val="000000"/>
+          <w:sz w:val="23"/>
+          <w:lang w:val="el-GR"/>
+        </w:rPr>
+        <w:t xml:space="preserve"> τον καθηγητή και στο </w:t>
+      </w:r>
+      <w:r>
+        <w:rPr>
+          <w:rFonts w:ascii="Arial" w:eastAsia="Arial" w:hAnsi="Arial"/>
+          <w:color w:val="000000"/>
+          <w:sz w:val="23"/>
+        </w:rPr>
+        <w:t>Bcc</w:t>
+      </w:r>
+      <w:r>
+        <w:rPr>
+          <w:rFonts w:ascii="Arial" w:eastAsia="Arial" w:hAnsi="Arial"/>
+          <w:color w:val="000000"/>
+          <w:sz w:val="23"/>
+          <w:lang w:val="el-GR"/>
+        </w:rPr>
+        <w:t xml:space="preserve"> τον/τη Συμμαθητή/</w:t>
+      </w:r>
+      <w:proofErr w:type="spellStart"/>
+      <w:r>
+        <w:rPr>
+          <w:rFonts w:ascii="Arial" w:eastAsia="Arial" w:hAnsi="Arial"/>
+          <w:color w:val="000000"/>
+          <w:sz w:val="23"/>
+          <w:lang w:val="el-GR"/>
+        </w:rPr>
+        <w:t>τρια</w:t>
+      </w:r>
+      <w:proofErr w:type="spellEnd"/>
+      <w:r>
+        <w:rPr>
+          <w:rFonts w:ascii="Arial" w:eastAsia="Arial" w:hAnsi="Arial"/>
+          <w:color w:val="000000"/>
+          <w:sz w:val="23"/>
+          <w:lang w:val="el-GR"/>
+        </w:rPr>
+        <w:t xml:space="preserve"> Β.</w:t>
       </w:r>
     </w:p>
     <w:p>
       <w:pPr>
         <w:spacing w:after="60"/>
         <w:ind w:left="115" w:hanging="29"/>
+        <w:rPr>
+          <w:lang w:val="el-GR"/>
+        </w:rPr>
       </w:pPr>
       <w:r>
         <w:rPr>
-          <w:rFonts w:ascii="Arial" w:hAnsi="Arial" w:eastAsia="Arial"/>
+          <w:rFonts w:ascii="Arial" w:eastAsia="Arial" w:hAnsi="Arial"/>
           <w:b/>
           <w:color w:val="24446A"/>
           <w:sz w:val="23"/>
+          <w:lang w:val="el-GR"/>
         </w:rPr>
         <w:t xml:space="preserve">3. </w:t>
       </w:r>
       <w:r>
         <w:rPr>
-          <w:rFonts w:ascii="Arial" w:hAnsi="Arial" w:eastAsia="Arial"/>
-          <w:b w:val="0"/>
+          <w:rFonts w:ascii="Arial" w:eastAsia="Arial" w:hAnsi="Arial"/>
           <w:color w:val="000000"/>
           <w:sz w:val="23"/>
+          <w:lang w:val="el-GR"/>
         </w:rPr>
         <w:t>Πάνω από το προωθημένο μήνυμα γράψε: «Η ώρα του μαθήματος άλλαξε. Παρακαλώ διάβασε το αρχικό μήνυμα.»</w:t>
       </w:r>
@@ -1473,71 +2014,203 @@
       <w:pPr>
         <w:spacing w:after="60"/>
         <w:ind w:left="115" w:hanging="29"/>
+        <w:rPr>
+          <w:lang w:val="el-GR"/>
+        </w:rPr>
       </w:pPr>
       <w:r>
         <w:rPr>
-          <w:rFonts w:ascii="Arial" w:hAnsi="Arial" w:eastAsia="Arial"/>
+          <w:rFonts w:ascii="Arial" w:eastAsia="Arial" w:hAnsi="Arial"/>
           <w:b/>
           <w:color w:val="24446A"/>
           <w:sz w:val="23"/>
+          <w:lang w:val="el-GR"/>
         </w:rPr>
         <w:t xml:space="preserve">4. </w:t>
       </w:r>
       <w:r>
         <w:rPr>
-          <w:rFonts w:ascii="Arial" w:hAnsi="Arial" w:eastAsia="Arial"/>
-          <w:b w:val="0"/>
+          <w:rFonts w:ascii="Arial" w:eastAsia="Arial" w:hAnsi="Arial"/>
+          <w:color w:val="000000"/>
+          <w:sz w:val="23"/>
+          <w:lang w:val="el-GR"/>
+        </w:rPr>
+        <w:t xml:space="preserve">Πριν πατήσεις </w:t>
+      </w:r>
+      <w:r>
+        <w:rPr>
+          <w:rFonts w:ascii="Arial" w:eastAsia="Arial" w:hAnsi="Arial"/>
           <w:color w:val="000000"/>
           <w:sz w:val="23"/>
         </w:rPr>
-        <w:t>Πριν πατήσεις Send, συμπλήρωσε τον πίνακα και τις ερωτήσεις ελέγχου.</w:t>
+        <w:t>Send</w:t>
+      </w:r>
+      <w:r>
+        <w:rPr>
+          <w:rFonts w:ascii="Arial" w:eastAsia="Arial" w:hAnsi="Arial"/>
+          <w:color w:val="000000"/>
+          <w:sz w:val="23"/>
+          <w:lang w:val="el-GR"/>
+        </w:rPr>
+        <w:t>, συμπλήρωσε τον πίνακα και τις ερωτήσεις ελέγχου.</w:t>
       </w:r>
     </w:p>
     <w:p>
       <w:pPr>
         <w:spacing w:before="100" w:after="80"/>
       </w:pPr>
+      <w:proofErr w:type="spellStart"/>
       <w:r>
         <w:rPr>
-          <w:rFonts w:ascii="Arial" w:hAnsi="Arial" w:eastAsia="Arial"/>
+          <w:rFonts w:ascii="Arial" w:eastAsia="Arial" w:hAnsi="Arial"/>
           <w:b/>
           <w:color w:val="000000"/>
           <w:sz w:val="26"/>
         </w:rPr>
-        <w:t>Αιτιολόγησε την επιλογή των πεδίων</w:t>
+        <w:t>Αιτιολόγησε</w:t>
       </w:r>
+      <w:proofErr w:type="spellEnd"/>
+      <w:r>
+        <w:rPr>
+          <w:rFonts w:ascii="Arial" w:eastAsia="Arial" w:hAnsi="Arial"/>
+          <w:b/>
+          <w:color w:val="000000"/>
+          <w:sz w:val="26"/>
+        </w:rPr>
+        <w:t xml:space="preserve"> </w:t>
+      </w:r>
+      <w:proofErr w:type="spellStart"/>
+      <w:r>
+        <w:rPr>
+          <w:rFonts w:ascii="Arial" w:eastAsia="Arial" w:hAnsi="Arial"/>
+          <w:b/>
+          <w:color w:val="000000"/>
+          <w:sz w:val="26"/>
+        </w:rPr>
+        <w:t>την</w:t>
+      </w:r>
+      <w:proofErr w:type="spellEnd"/>
+      <w:r>
+        <w:rPr>
+          <w:rFonts w:ascii="Arial" w:eastAsia="Arial" w:hAnsi="Arial"/>
+          <w:b/>
+          <w:color w:val="000000"/>
+          <w:sz w:val="26"/>
+        </w:rPr>
+        <w:t xml:space="preserve"> επ</w:t>
+      </w:r>
+      <w:proofErr w:type="spellStart"/>
+      <w:r>
+        <w:rPr>
+          <w:rFonts w:ascii="Arial" w:eastAsia="Arial" w:hAnsi="Arial"/>
+          <w:b/>
+          <w:color w:val="000000"/>
+          <w:sz w:val="26"/>
+        </w:rPr>
+        <w:t>ιλογή</w:t>
+      </w:r>
+      <w:proofErr w:type="spellEnd"/>
+      <w:r>
+        <w:rPr>
+          <w:rFonts w:ascii="Arial" w:eastAsia="Arial" w:hAnsi="Arial"/>
+          <w:b/>
+          <w:color w:val="000000"/>
+          <w:sz w:val="26"/>
+        </w:rPr>
+        <w:t xml:space="preserve"> </w:t>
+      </w:r>
+      <w:proofErr w:type="spellStart"/>
+      <w:r>
+        <w:rPr>
+          <w:rFonts w:ascii="Arial" w:eastAsia="Arial" w:hAnsi="Arial"/>
+          <w:b/>
+          <w:color w:val="000000"/>
+          <w:sz w:val="26"/>
+        </w:rPr>
+        <w:t>των</w:t>
+      </w:r>
+      <w:proofErr w:type="spellEnd"/>
+      <w:r>
+        <w:rPr>
+          <w:rFonts w:ascii="Arial" w:eastAsia="Arial" w:hAnsi="Arial"/>
+          <w:b/>
+          <w:color w:val="000000"/>
+          <w:sz w:val="26"/>
+        </w:rPr>
+        <w:t xml:space="preserve"> π</w:t>
+      </w:r>
+      <w:proofErr w:type="spellStart"/>
+      <w:r>
+        <w:rPr>
+          <w:rFonts w:ascii="Arial" w:eastAsia="Arial" w:hAnsi="Arial"/>
+          <w:b/>
+          <w:color w:val="000000"/>
+          <w:sz w:val="26"/>
+        </w:rPr>
+        <w:t>εδίων</w:t>
+      </w:r>
+      <w:proofErr w:type="spellEnd"/>
     </w:p>
     <w:tbl>
       <w:tblPr>
-        <w:tblW w:type="auto" w:w="0"/>
+        <w:tblW w:w="0" w:type="auto"/>
+        <w:tblBorders>
+          <w:top w:val="single" w:sz="8" w:space="0" w:color="D9D9D9"/>
+          <w:left w:val="single" w:sz="8" w:space="0" w:color="D9D9D9"/>
+          <w:bottom w:val="single" w:sz="8" w:space="0" w:color="D9D9D9"/>
+          <w:right w:val="single" w:sz="8" w:space="0" w:color="D9D9D9"/>
+          <w:insideH w:val="single" w:sz="8" w:space="0" w:color="D9D9D9"/>
+          <w:insideV w:val="single" w:sz="8" w:space="0" w:color="D9D9D9"/>
+        </w:tblBorders>
         <w:tblLayout w:type="fixed"/>
-        <w:tblLook w:firstColumn="1" w:firstRow="1" w:lastColumn="0" w:lastRow="0" w:noHBand="0" w:noVBand="1" w:val="04A0"/>
-        <w:tblBorders>
-          <w:top w:val="single" w:sz="8" w:color="D9D9D9"/>
-          <w:left w:val="single" w:sz="8" w:color="D9D9D9"/>
-          <w:bottom w:val="single" w:sz="8" w:color="D9D9D9"/>
-          <w:right w:val="single" w:sz="8" w:color="D9D9D9"/>
-          <w:insideH w:val="single" w:sz="8" w:color="D9D9D9"/>
-          <w:insideV w:val="single" w:sz="8" w:color="D9D9D9"/>
-        </w:tblBorders>
+        <w:tblLook w:val="04A0" w:firstRow="1" w:lastRow="0" w:firstColumn="1" w:lastColumn="0" w:noHBand="0" w:noVBand="1"/>
       </w:tblPr>
       <w:tblGrid>
-        <w:gridCol w:w="3572"/>
-        <w:gridCol w:w="3572"/>
-        <w:gridCol w:w="3572"/>
+        <w:gridCol w:w="1656"/>
+        <w:gridCol w:w="3240"/>
+        <w:gridCol w:w="5400"/>
       </w:tblGrid>
       <w:tr>
         <w:tc>
           <w:tcPr>
-            <w:tcW w:type="dxa" w:w="1656"/>
-            <w:vAlign w:val="center"/>
-            <w:shd w:fill="24446A"/>
+            <w:tcW w:w="1656" w:type="dxa"/>
+            <w:shd w:val="clear" w:color="auto" w:fill="24446A"/>
             <w:tcMar>
               <w:top w:w="100" w:type="dxa"/>
-              <w:start w:w="110" w:type="dxa"/>
+              <w:left w:w="110" w:type="dxa"/>
               <w:bottom w:w="100" w:type="dxa"/>
-              <w:end w:w="110" w:type="dxa"/>
+              <w:right w:w="110" w:type="dxa"/>
             </w:tcMar>
+            <w:vAlign w:val="center"/>
+          </w:tcPr>
+          <w:p>
+            <w:pPr>
+              <w:spacing w:after="0"/>
+              <w:jc w:val="center"/>
+            </w:pPr>
+            <w:proofErr w:type="spellStart"/>
+            <w:r>
+              <w:rPr>
+                <w:rFonts w:ascii="Arial" w:eastAsia="Arial" w:hAnsi="Arial"/>
+                <w:b/>
+                <w:color w:val="FFFFFF"/>
+              </w:rPr>
+              <w:t>Πεδίο</w:t>
+            </w:r>
+            <w:proofErr w:type="spellEnd"/>
+          </w:p>
+        </w:tc>
+        <w:tc>
+          <w:tcPr>
+            <w:tcW w:w="3240" w:type="dxa"/>
+            <w:shd w:val="clear" w:color="auto" w:fill="24446A"/>
+            <w:tcMar>
+              <w:top w:w="100" w:type="dxa"/>
+              <w:left w:w="110" w:type="dxa"/>
+              <w:bottom w:w="100" w:type="dxa"/>
+              <w:right w:w="110" w:type="dxa"/>
+            </w:tcMar>
+            <w:vAlign w:val="center"/>
           </w:tcPr>
           <w:p>
             <w:pPr>
@@ -1546,26 +2219,100 @@
             </w:pPr>
             <w:r>
               <w:rPr>
-                <w:rFonts w:ascii="Arial" w:hAnsi="Arial" w:eastAsia="Arial"/>
+                <w:rFonts w:ascii="Arial" w:eastAsia="Arial" w:hAnsi="Arial"/>
                 <w:b/>
                 <w:color w:val="FFFFFF"/>
-                <w:sz w:val="21"/>
-              </w:rPr>
-              <w:t>Πεδίο</w:t>
+              </w:rPr>
+              <w:t>Παρα</w:t>
+            </w:r>
+            <w:proofErr w:type="spellStart"/>
+            <w:r>
+              <w:rPr>
+                <w:rFonts w:ascii="Arial" w:eastAsia="Arial" w:hAnsi="Arial"/>
+                <w:b/>
+                <w:color w:val="FFFFFF"/>
+              </w:rPr>
+              <w:t>λή</w:t>
+            </w:r>
+            <w:proofErr w:type="spellEnd"/>
+            <w:r>
+              <w:rPr>
+                <w:rFonts w:ascii="Arial" w:eastAsia="Arial" w:hAnsi="Arial"/>
+                <w:b/>
+                <w:color w:val="FFFFFF"/>
+              </w:rPr>
+              <w:t>πτης</w:t>
             </w:r>
           </w:p>
         </w:tc>
         <w:tc>
           <w:tcPr>
-            <w:tcW w:type="dxa" w:w="3240"/>
-            <w:vAlign w:val="center"/>
-            <w:shd w:fill="24446A"/>
+            <w:tcW w:w="5400" w:type="dxa"/>
+            <w:shd w:val="clear" w:color="auto" w:fill="24446A"/>
             <w:tcMar>
               <w:top w:w="100" w:type="dxa"/>
-              <w:start w:w="110" w:type="dxa"/>
+              <w:left w:w="110" w:type="dxa"/>
               <w:bottom w:w="100" w:type="dxa"/>
-              <w:end w:w="110" w:type="dxa"/>
+              <w:right w:w="110" w:type="dxa"/>
             </w:tcMar>
+            <w:vAlign w:val="center"/>
+          </w:tcPr>
+          <w:p>
+            <w:pPr>
+              <w:spacing w:after="0"/>
+              <w:jc w:val="center"/>
+            </w:pPr>
+            <w:proofErr w:type="spellStart"/>
+            <w:r>
+              <w:rPr>
+                <w:rFonts w:ascii="Arial" w:eastAsia="Arial" w:hAnsi="Arial"/>
+                <w:b/>
+                <w:color w:val="FFFFFF"/>
+              </w:rPr>
+              <w:t>Γι</w:t>
+            </w:r>
+            <w:proofErr w:type="spellEnd"/>
+            <w:r>
+              <w:rPr>
+                <w:rFonts w:ascii="Arial" w:eastAsia="Arial" w:hAnsi="Arial"/>
+                <w:b/>
+                <w:color w:val="FFFFFF"/>
+              </w:rPr>
+              <w:t xml:space="preserve">ατί </w:t>
+            </w:r>
+            <w:proofErr w:type="spellStart"/>
+            <w:r>
+              <w:rPr>
+                <w:rFonts w:ascii="Arial" w:eastAsia="Arial" w:hAnsi="Arial"/>
+                <w:b/>
+                <w:color w:val="FFFFFF"/>
+              </w:rPr>
+              <w:t>χρησιμο</w:t>
+            </w:r>
+            <w:proofErr w:type="spellEnd"/>
+            <w:r>
+              <w:rPr>
+                <w:rFonts w:ascii="Arial" w:eastAsia="Arial" w:hAnsi="Arial"/>
+                <w:b/>
+                <w:color w:val="FFFFFF"/>
+              </w:rPr>
+              <w:t>ποιείται</w:t>
+            </w:r>
+          </w:p>
+        </w:tc>
+      </w:tr>
+      <w:tr>
+        <w:tc>
+          <w:tcPr>
+            <w:tcW w:w="1656" w:type="dxa"/>
+            <w:shd w:val="clear" w:color="auto" w:fill="D9E6F2"/>
+            <w:tcMar>
+              <w:top w:w="115" w:type="dxa"/>
+              <w:left w:w="110" w:type="dxa"/>
+              <w:bottom w:w="115" w:type="dxa"/>
+              <w:right w:w="110" w:type="dxa"/>
+            </w:tcMar>
+            <w:vAlign w:val="center"/>
           </w:tcPr>
           <w:p>
             <w:pPr>
@@ -1574,122 +2321,67 @@
             </w:pPr>
             <w:r>
               <w:rPr>
-                <w:rFonts w:ascii="Arial" w:hAnsi="Arial" w:eastAsia="Arial"/>
+                <w:rFonts w:ascii="Arial" w:eastAsia="Arial" w:hAnsi="Arial"/>
                 <w:b/>
-                <w:color w:val="FFFFFF"/>
-                <w:sz w:val="21"/>
-              </w:rPr>
-              <w:t>Παραλήπτης</w:t>
+                <w:color w:val="000000"/>
+              </w:rPr>
+              <w:t>To</w:t>
             </w:r>
           </w:p>
         </w:tc>
         <w:tc>
           <w:tcPr>
-            <w:tcW w:type="dxa" w:w="5400"/>
+            <w:tcW w:w="3240" w:type="dxa"/>
+            <w:tcMar>
+              <w:top w:w="115" w:type="dxa"/>
+              <w:left w:w="110" w:type="dxa"/>
+              <w:bottom w:w="115" w:type="dxa"/>
+              <w:right w:w="110" w:type="dxa"/>
+            </w:tcMar>
             <w:vAlign w:val="center"/>
-            <w:shd w:fill="24446A"/>
-            <w:tcMar>
-              <w:top w:w="100" w:type="dxa"/>
-              <w:start w:w="110" w:type="dxa"/>
-              <w:bottom w:w="100" w:type="dxa"/>
-              <w:end w:w="110" w:type="dxa"/>
-            </w:tcMar>
           </w:tcPr>
           <w:p>
             <w:pPr>
               <w:spacing w:after="0"/>
               <w:jc w:val="center"/>
             </w:pPr>
+            <w:proofErr w:type="spellStart"/>
             <w:r>
               <w:rPr>
-                <w:rFonts w:ascii="Arial" w:hAnsi="Arial" w:eastAsia="Arial"/>
-                <w:b/>
-                <w:color w:val="FFFFFF"/>
-                <w:sz w:val="21"/>
-              </w:rPr>
-              <w:t>Γιατί χρησιμοποιείται</w:t>
+                <w:rFonts w:ascii="Arial" w:eastAsia="Arial" w:hAnsi="Arial"/>
+                <w:color w:val="000000"/>
+              </w:rPr>
+              <w:t>Συμμ</w:t>
             </w:r>
-          </w:p>
-        </w:tc>
-      </w:tr>
-      <w:tr>
-        <w:tc>
-          <w:tcPr>
-            <w:tcW w:type="dxa" w:w="1656"/>
-            <w:vAlign w:val="center"/>
-            <w:tcMar>
-              <w:top w:w="115" w:type="dxa"/>
-              <w:start w:w="110" w:type="dxa"/>
-              <w:bottom w:w="115" w:type="dxa"/>
-              <w:end w:w="110" w:type="dxa"/>
-            </w:tcMar>
-            <w:shd w:fill="D9E6F2"/>
-          </w:tcPr>
-          <w:p>
-            <w:pPr>
-              <w:spacing w:after="0"/>
-              <w:jc w:val="center"/>
-            </w:pPr>
+            <w:proofErr w:type="spellEnd"/>
             <w:r>
               <w:rPr>
-                <w:rFonts w:ascii="Arial" w:hAnsi="Arial" w:eastAsia="Arial"/>
-                <w:b/>
+                <w:rFonts w:ascii="Arial" w:eastAsia="Arial" w:hAnsi="Arial"/>
                 <w:color w:val="000000"/>
-                <w:sz w:val="21"/>
-              </w:rPr>
-              <w:t>To</w:t>
+              </w:rPr>
+              <w:t>αθητής/τρια Α</w:t>
             </w:r>
           </w:p>
         </w:tc>
         <w:tc>
           <w:tcPr>
-            <w:tcW w:type="dxa" w:w="3240"/>
-            <w:vAlign w:val="center"/>
+            <w:tcW w:w="5400" w:type="dxa"/>
             <w:tcMar>
               <w:top w:w="115" w:type="dxa"/>
-              <w:start w:w="110" w:type="dxa"/>
+              <w:left w:w="110" w:type="dxa"/>
               <w:bottom w:w="115" w:type="dxa"/>
-              <w:end w:w="110" w:type="dxa"/>
+              <w:right w:w="110" w:type="dxa"/>
             </w:tcMar>
+            <w:vAlign w:val="center"/>
           </w:tcPr>
           <w:p>
             <w:pPr>
               <w:spacing w:after="0"/>
-              <w:jc w:val="center"/>
             </w:pPr>
             <w:r>
               <w:rPr>
-                <w:rFonts w:ascii="Arial" w:hAnsi="Arial" w:eastAsia="Arial"/>
-                <w:b w:val="0"/>
+                <w:rFonts w:ascii="Arial" w:eastAsia="Arial" w:hAnsi="Arial"/>
                 <w:color w:val="000000"/>
-                <w:sz w:val="21"/>
-              </w:rPr>
-              <w:t>Συμμαθητής/τρια Α</w:t>
-            </w:r>
-          </w:p>
-        </w:tc>
-        <w:tc>
-          <w:tcPr>
-            <w:tcW w:type="dxa" w:w="5400"/>
-            <w:vAlign w:val="center"/>
-            <w:tcMar>
-              <w:top w:w="115" w:type="dxa"/>
-              <w:start w:w="110" w:type="dxa"/>
-              <w:bottom w:w="115" w:type="dxa"/>
-              <w:end w:w="110" w:type="dxa"/>
-            </w:tcMar>
-          </w:tcPr>
-          <w:p>
-            <w:pPr>
-              <w:spacing w:after="0"/>
-              <w:jc w:val="left"/>
-            </w:pPr>
-            <w:r>
-              <w:rPr>
-                <w:rFonts w:ascii="Arial" w:hAnsi="Arial" w:eastAsia="Arial"/>
-                <w:b w:val="0"/>
-                <w:color w:val="000000"/>
-                <w:sz w:val="21"/>
               </w:rPr>
               <w:t>________________________________</w:t>
             </w:r>
@@ -1699,15 +2391,15 @@
       <w:tr>
         <w:tc>
           <w:tcPr>
-            <w:tcW w:type="dxa" w:w="1656"/>
-            <w:vAlign w:val="center"/>
+            <w:tcW w:w="1656" w:type="dxa"/>
+            <w:shd w:val="clear" w:color="auto" w:fill="D9E6F2"/>
             <w:tcMar>
               <w:top w:w="115" w:type="dxa"/>
-              <w:start w:w="110" w:type="dxa"/>
+              <w:left w:w="110" w:type="dxa"/>
               <w:bottom w:w="115" w:type="dxa"/>
-              <w:end w:w="110" w:type="dxa"/>
+              <w:right w:w="110" w:type="dxa"/>
             </w:tcMar>
-            <w:shd w:fill="D9E6F2"/>
+            <w:vAlign w:val="center"/>
           </w:tcPr>
           <w:p>
             <w:pPr>
@@ -1716,10 +2408,9 @@
             </w:pPr>
             <w:r>
               <w:rPr>
-                <w:rFonts w:ascii="Arial" w:hAnsi="Arial" w:eastAsia="Arial"/>
+                <w:rFonts w:ascii="Arial" w:eastAsia="Arial" w:hAnsi="Arial"/>
                 <w:b/>
                 <w:color w:val="000000"/>
-                <w:sz w:val="21"/>
               </w:rPr>
               <w:t>Cc</w:t>
             </w:r>
@@ -1727,14 +2418,14 @@
         </w:tc>
         <w:tc>
           <w:tcPr>
-            <w:tcW w:type="dxa" w:w="3240"/>
-            <w:vAlign w:val="center"/>
+            <w:tcW w:w="3240" w:type="dxa"/>
             <w:tcMar>
               <w:top w:w="115" w:type="dxa"/>
-              <w:start w:w="110" w:type="dxa"/>
+              <w:left w:w="110" w:type="dxa"/>
               <w:bottom w:w="115" w:type="dxa"/>
-              <w:end w:w="110" w:type="dxa"/>
+              <w:right w:w="110" w:type="dxa"/>
             </w:tcMar>
+            <w:vAlign w:val="center"/>
           </w:tcPr>
           <w:p>
             <w:pPr>
@@ -1743,37 +2434,41 @@
             </w:pPr>
             <w:r>
               <w:rPr>
-                <w:rFonts w:ascii="Arial" w:hAnsi="Arial" w:eastAsia="Arial"/>
-                <w:b w:val="0"/>
+                <w:rFonts w:ascii="Arial" w:eastAsia="Arial" w:hAnsi="Arial"/>
                 <w:color w:val="000000"/>
-                <w:sz w:val="21"/>
-              </w:rPr>
-              <w:t>Καθηγητής</w:t>
+              </w:rPr>
+              <w:t>Κα</w:t>
             </w:r>
+            <w:proofErr w:type="spellStart"/>
+            <w:r>
+              <w:rPr>
+                <w:rFonts w:ascii="Arial" w:eastAsia="Arial" w:hAnsi="Arial"/>
+                <w:color w:val="000000"/>
+              </w:rPr>
+              <w:t>θηγητής</w:t>
+            </w:r>
+            <w:proofErr w:type="spellEnd"/>
           </w:p>
         </w:tc>
         <w:tc>
           <w:tcPr>
-            <w:tcW w:type="dxa" w:w="5400"/>
-            <w:vAlign w:val="center"/>
+            <w:tcW w:w="5400" w:type="dxa"/>
             <w:tcMar>
               <w:top w:w="115" w:type="dxa"/>
-              <w:start w:w="110" w:type="dxa"/>
+              <w:left w:w="110" w:type="dxa"/>
               <w:bottom w:w="115" w:type="dxa"/>
-              <w:end w:w="110" w:type="dxa"/>
+              <w:right w:w="110" w:type="dxa"/>
             </w:tcMar>
+            <w:vAlign w:val="center"/>
           </w:tcPr>
           <w:p>
             <w:pPr>
               <w:spacing w:after="0"/>
-              <w:jc w:val="left"/>
             </w:pPr>
             <w:r>
               <w:rPr>
-                <w:rFonts w:ascii="Arial" w:hAnsi="Arial" w:eastAsia="Arial"/>
-                <w:b w:val="0"/>
+                <w:rFonts w:ascii="Arial" w:eastAsia="Arial" w:hAnsi="Arial"/>
                 <w:color w:val="000000"/>
-                <w:sz w:val="21"/>
               </w:rPr>
               <w:t>________________________________</w:t>
             </w:r>
@@ -1783,15 +2478,15 @@
       <w:tr>
         <w:tc>
           <w:tcPr>
-            <w:tcW w:type="dxa" w:w="1656"/>
-            <w:vAlign w:val="center"/>
+            <w:tcW w:w="1656" w:type="dxa"/>
+            <w:shd w:val="clear" w:color="auto" w:fill="D9E6F2"/>
             <w:tcMar>
               <w:top w:w="115" w:type="dxa"/>
-              <w:start w:w="110" w:type="dxa"/>
+              <w:left w:w="110" w:type="dxa"/>
               <w:bottom w:w="115" w:type="dxa"/>
-              <w:end w:w="110" w:type="dxa"/>
+              <w:right w:w="110" w:type="dxa"/>
             </w:tcMar>
-            <w:shd w:fill="D9E6F2"/>
+            <w:vAlign w:val="center"/>
           </w:tcPr>
           <w:p>
             <w:pPr>
@@ -1800,10 +2495,9 @@
             </w:pPr>
             <w:r>
               <w:rPr>
-                <w:rFonts w:ascii="Arial" w:hAnsi="Arial" w:eastAsia="Arial"/>
+                <w:rFonts w:ascii="Arial" w:eastAsia="Arial" w:hAnsi="Arial"/>
                 <w:b/>
                 <w:color w:val="000000"/>
-                <w:sz w:val="21"/>
               </w:rPr>
               <w:t>Bcc</w:t>
             </w:r>
@@ -1811,53 +2505,57 @@
         </w:tc>
         <w:tc>
           <w:tcPr>
-            <w:tcW w:type="dxa" w:w="3240"/>
-            <w:vAlign w:val="center"/>
+            <w:tcW w:w="3240" w:type="dxa"/>
             <w:tcMar>
               <w:top w:w="115" w:type="dxa"/>
-              <w:start w:w="110" w:type="dxa"/>
+              <w:left w:w="110" w:type="dxa"/>
               <w:bottom w:w="115" w:type="dxa"/>
-              <w:end w:w="110" w:type="dxa"/>
+              <w:right w:w="110" w:type="dxa"/>
             </w:tcMar>
+            <w:vAlign w:val="center"/>
           </w:tcPr>
           <w:p>
             <w:pPr>
               <w:spacing w:after="0"/>
               <w:jc w:val="center"/>
             </w:pPr>
+            <w:proofErr w:type="spellStart"/>
             <w:r>
               <w:rPr>
-                <w:rFonts w:ascii="Arial" w:hAnsi="Arial" w:eastAsia="Arial"/>
-                <w:b w:val="0"/>
+                <w:rFonts w:ascii="Arial" w:eastAsia="Arial" w:hAnsi="Arial"/>
                 <w:color w:val="000000"/>
-                <w:sz w:val="21"/>
-              </w:rPr>
-              <w:t>Συμμαθητής/τρια Β</w:t>
+              </w:rPr>
+              <w:t>Συμμ</w:t>
+            </w:r>
+            <w:proofErr w:type="spellEnd"/>
+            <w:r>
+              <w:rPr>
+                <w:rFonts w:ascii="Arial" w:eastAsia="Arial" w:hAnsi="Arial"/>
+                <w:color w:val="000000"/>
+              </w:rPr>
+              <w:t>αθητής/τρια Β</w:t>
             </w:r>
           </w:p>
         </w:tc>
         <w:tc>
           <w:tcPr>
-            <w:tcW w:type="dxa" w:w="5400"/>
-            <w:vAlign w:val="center"/>
+            <w:tcW w:w="5400" w:type="dxa"/>
             <w:tcMar>
               <w:top w:w="115" w:type="dxa"/>
-              <w:start w:w="110" w:type="dxa"/>
+              <w:left w:w="110" w:type="dxa"/>
               <w:bottom w:w="115" w:type="dxa"/>
-              <w:end w:w="110" w:type="dxa"/>
+              <w:right w:w="110" w:type="dxa"/>
             </w:tcMar>
+            <w:vAlign w:val="center"/>
           </w:tcPr>
           <w:p>
             <w:pPr>
               <w:spacing w:after="0"/>
-              <w:jc w:val="left"/>
             </w:pPr>
             <w:r>
               <w:rPr>
-                <w:rFonts w:ascii="Arial" w:hAnsi="Arial" w:eastAsia="Arial"/>
-                <w:b w:val="0"/>
+                <w:rFonts w:ascii="Arial" w:eastAsia="Arial" w:hAnsi="Arial"/>
                 <w:color w:val="000000"/>
-                <w:sz w:val="21"/>
               </w:rPr>
               <w:t>________________________________</w:t>
             </w:r>
@@ -1869,14 +2567,45 @@
       <w:pPr>
         <w:spacing w:before="140" w:after="80"/>
       </w:pPr>
+      <w:proofErr w:type="spellStart"/>
       <w:r>
         <w:rPr>
-          <w:rFonts w:ascii="Arial" w:hAnsi="Arial" w:eastAsia="Arial"/>
+          <w:rFonts w:ascii="Arial" w:eastAsia="Arial" w:hAnsi="Arial"/>
           <w:b/>
           <w:color w:val="000000"/>
           <w:sz w:val="26"/>
         </w:rPr>
-        <w:t>Έλεγχος ορατότητας</w:t>
+        <w:t>Έλεγχος</w:t>
+      </w:r>
+      <w:proofErr w:type="spellEnd"/>
+      <w:r>
+        <w:rPr>
+          <w:rFonts w:ascii="Arial" w:eastAsia="Arial" w:hAnsi="Arial"/>
+          <w:b/>
+          <w:color w:val="000000"/>
+          <w:sz w:val="26"/>
+        </w:rPr>
+        <w:t xml:space="preserve"> </w:t>
+      </w:r>
+      <w:proofErr w:type="spellStart"/>
+      <w:r>
+        <w:rPr>
+          <w:rFonts w:ascii="Arial" w:eastAsia="Arial" w:hAnsi="Arial"/>
+          <w:b/>
+          <w:color w:val="000000"/>
+          <w:sz w:val="26"/>
+        </w:rPr>
+        <w:t>ορ</w:t>
+      </w:r>
+      <w:proofErr w:type="spellEnd"/>
+      <w:r>
+        <w:rPr>
+          <w:rFonts w:ascii="Arial" w:eastAsia="Arial" w:hAnsi="Arial"/>
+          <w:b/>
+          <w:color w:val="000000"/>
+          <w:sz w:val="26"/>
+        </w:rPr>
+        <w:t>ατότητας</w:t>
       </w:r>
     </w:p>
     <w:p>
@@ -1886,12 +2615,49 @@
       </w:pPr>
       <w:r>
         <w:rPr>
-          <w:rFonts w:ascii="Arial" w:hAnsi="Arial" w:eastAsia="Arial"/>
-          <w:b w:val="0"/>
+          <w:rFonts w:ascii="Arial" w:eastAsia="Arial" w:hAnsi="Arial"/>
+          <w:color w:val="000000"/>
+          <w:sz w:val="22"/>
+          <w:lang w:val="el-GR"/>
+        </w:rPr>
+        <w:t>☐</w:t>
+      </w:r>
+      <w:r>
+        <w:rPr>
+          <w:rFonts w:ascii="Arial" w:eastAsia="Arial" w:hAnsi="Arial"/>
+          <w:color w:val="000000"/>
+          <w:sz w:val="22"/>
+          <w:lang w:val="el-GR"/>
+        </w:rPr>
+        <w:t xml:space="preserve"> Ο/Η Συμμαθητής/</w:t>
+      </w:r>
+      <w:proofErr w:type="spellStart"/>
+      <w:r>
+        <w:rPr>
+          <w:rFonts w:ascii="Arial" w:eastAsia="Arial" w:hAnsi="Arial"/>
+          <w:color w:val="000000"/>
+          <w:sz w:val="22"/>
+          <w:lang w:val="el-GR"/>
+        </w:rPr>
+        <w:t>τρια</w:t>
+      </w:r>
+      <w:proofErr w:type="spellEnd"/>
+      <w:r>
+        <w:rPr>
+          <w:rFonts w:ascii="Arial" w:eastAsia="Arial" w:hAnsi="Arial"/>
+          <w:color w:val="000000"/>
+          <w:sz w:val="22"/>
+          <w:lang w:val="el-GR"/>
+        </w:rPr>
+        <w:t xml:space="preserve"> Α μπορεί να δει τη διεύθυνση του καθηγητή;  </w:t>
+      </w:r>
+      <w:r>
+        <w:rPr>
+          <w:rFonts w:ascii="Arial" w:eastAsia="Arial" w:hAnsi="Arial"/>
           <w:color w:val="000000"/>
           <w:sz w:val="22"/>
         </w:rPr>
-        <w:t>☐ Ο/Η Συμμαθητής/τρια Α μπορεί να δει τη διεύθυνση του καθηγητή;  ΝΑΙ / ΟΧΙ</w:t>
+        <w:t>ΝΑΙ / ΟΧΙ</w:t>
       </w:r>
     </w:p>
     <w:p>
@@ -1901,27 +2667,130 @@
       </w:pPr>
       <w:r>
         <w:rPr>
-          <w:rFonts w:ascii="Arial" w:hAnsi="Arial" w:eastAsia="Arial"/>
-          <w:b w:val="0"/>
+          <w:rFonts w:ascii="Arial" w:eastAsia="Arial" w:hAnsi="Arial"/>
+          <w:color w:val="000000"/>
+          <w:sz w:val="22"/>
+          <w:lang w:val="el-GR"/>
+        </w:rPr>
+        <w:t>☐</w:t>
+      </w:r>
+      <w:r>
+        <w:rPr>
+          <w:rFonts w:ascii="Arial" w:eastAsia="Arial" w:hAnsi="Arial"/>
+          <w:color w:val="000000"/>
+          <w:sz w:val="22"/>
+          <w:lang w:val="el-GR"/>
+        </w:rPr>
+        <w:t xml:space="preserve"> Ο καθηγητής μπορεί να δει τη διεύθυνση του/της Συμμαθητή/</w:t>
+      </w:r>
+      <w:proofErr w:type="spellStart"/>
+      <w:r>
+        <w:rPr>
+          <w:rFonts w:ascii="Arial" w:eastAsia="Arial" w:hAnsi="Arial"/>
+          <w:color w:val="000000"/>
+          <w:sz w:val="22"/>
+          <w:lang w:val="el-GR"/>
+        </w:rPr>
+        <w:t>τριας</w:t>
+      </w:r>
+      <w:proofErr w:type="spellEnd"/>
+      <w:r>
+        <w:rPr>
+          <w:rFonts w:ascii="Arial" w:eastAsia="Arial" w:hAnsi="Arial"/>
+          <w:color w:val="000000"/>
+          <w:sz w:val="22"/>
+          <w:lang w:val="el-GR"/>
+        </w:rPr>
+        <w:t xml:space="preserve"> Β;  </w:t>
+      </w:r>
+      <w:r>
+        <w:rPr>
+          <w:rFonts w:ascii="Arial" w:eastAsia="Arial" w:hAnsi="Arial"/>
           <w:color w:val="000000"/>
           <w:sz w:val="22"/>
         </w:rPr>
-        <w:t>☐ Ο καθηγητής μπορεί να δει τη διεύθυνση του/της Συμμαθητή/τριας Β;  ΝΑΙ / ΟΧΙ</w:t>
+        <w:t>ΝΑΙ / ΟΧΙ</w:t>
       </w:r>
     </w:p>
     <w:p>
       <w:pPr>
         <w:spacing w:after="60"/>
         <w:ind w:left="144"/>
+        <w:rPr>
+          <w:lang w:val="el-GR"/>
+        </w:rPr>
       </w:pPr>
       <w:r>
         <w:rPr>
-          <w:rFonts w:ascii="Arial" w:hAnsi="Arial" w:eastAsia="Arial"/>
-          <w:b w:val="0"/>
+          <w:rFonts w:ascii="Arial" w:eastAsia="Arial" w:hAnsi="Arial"/>
+          <w:color w:val="000000"/>
+          <w:sz w:val="22"/>
+          <w:lang w:val="el-GR"/>
+        </w:rPr>
+        <w:t>☐</w:t>
+      </w:r>
+      <w:r>
+        <w:rPr>
+          <w:rFonts w:ascii="Arial" w:eastAsia="Arial" w:hAnsi="Arial"/>
+          <w:color w:val="000000"/>
+          <w:sz w:val="22"/>
+          <w:lang w:val="el-GR"/>
+        </w:rPr>
+        <w:t xml:space="preserve"> Ο/Η Συμμαθητής/</w:t>
+      </w:r>
+      <w:proofErr w:type="spellStart"/>
+      <w:r>
+        <w:rPr>
+          <w:rFonts w:ascii="Arial" w:eastAsia="Arial" w:hAnsi="Arial"/>
+          <w:color w:val="000000"/>
+          <w:sz w:val="22"/>
+          <w:lang w:val="el-GR"/>
+        </w:rPr>
+        <w:t>τρια</w:t>
+      </w:r>
+      <w:proofErr w:type="spellEnd"/>
+      <w:r>
+        <w:rPr>
+          <w:rFonts w:ascii="Arial" w:eastAsia="Arial" w:hAnsi="Arial"/>
+          <w:color w:val="000000"/>
+          <w:sz w:val="22"/>
+          <w:lang w:val="el-GR"/>
+        </w:rPr>
+        <w:t xml:space="preserve"> Β μπορεί να δει τους παραλήπτες των </w:t>
+      </w:r>
+      <w:r>
+        <w:rPr>
+          <w:rFonts w:ascii="Arial" w:eastAsia="Arial" w:hAnsi="Arial"/>
           <w:color w:val="000000"/>
           <w:sz w:val="22"/>
         </w:rPr>
-        <w:t>☐ Ο/Η Συμμαθητής/τρια Β μπορεί να δει τους παραλήπτες των To και Cc;  ΝΑΙ / ΟΧΙ</w:t>
+        <w:t>To</w:t>
+      </w:r>
+      <w:r>
+        <w:rPr>
+          <w:rFonts w:ascii="Arial" w:eastAsia="Arial" w:hAnsi="Arial"/>
+          <w:color w:val="000000"/>
+          <w:sz w:val="22"/>
+          <w:lang w:val="el-GR"/>
+        </w:rPr>
+        <w:t xml:space="preserve"> και </w:t>
+      </w:r>
+      <w:r>
+        <w:rPr>
+          <w:rFonts w:ascii="Arial" w:eastAsia="Arial" w:hAnsi="Arial"/>
+          <w:color w:val="000000"/>
+          <w:sz w:val="22"/>
+        </w:rPr>
+        <w:t>Cc</w:t>
+      </w:r>
+      <w:r>
+        <w:rPr>
+          <w:rFonts w:ascii="Arial" w:eastAsia="Arial" w:hAnsi="Arial"/>
+          <w:color w:val="000000"/>
+          <w:sz w:val="22"/>
+          <w:lang w:val="el-GR"/>
+        </w:rPr>
+        <w:t>;  ΝΑΙ / ΟΧΙ</w:t>
       </w:r>
     </w:p>
     <w:p>
@@ -1930,13 +2799,73 @@
       </w:pPr>
       <w:r>
         <w:rPr>
-          <w:rFonts w:ascii="Arial" w:hAnsi="Arial" w:eastAsia="Arial"/>
+          <w:rFonts w:ascii="Arial" w:eastAsia="Arial" w:hAnsi="Arial"/>
           <w:b/>
           <w:color w:val="5B6573"/>
           <w:sz w:val="23"/>
         </w:rPr>
-        <w:t>☐ Ολοκληρώθηκε και στάλθηκε σωστά</w:t>
+        <w:t>☐</w:t>
       </w:r>
+      <w:r>
+        <w:rPr>
+          <w:rFonts w:ascii="Arial" w:eastAsia="Arial" w:hAnsi="Arial"/>
+          <w:b/>
+          <w:color w:val="5B6573"/>
+          <w:sz w:val="23"/>
+        </w:rPr>
+        <w:t xml:space="preserve"> </w:t>
+      </w:r>
+      <w:proofErr w:type="spellStart"/>
+      <w:r>
+        <w:rPr>
+          <w:rFonts w:ascii="Arial" w:eastAsia="Arial" w:hAnsi="Arial"/>
+          <w:b/>
+          <w:color w:val="5B6573"/>
+          <w:sz w:val="23"/>
+        </w:rPr>
+        <w:t>Ολοκληρώθηκε</w:t>
+      </w:r>
+      <w:proofErr w:type="spellEnd"/>
+      <w:r>
+        <w:rPr>
+          <w:rFonts w:ascii="Arial" w:eastAsia="Arial" w:hAnsi="Arial"/>
+          <w:b/>
+          <w:color w:val="5B6573"/>
+          <w:sz w:val="23"/>
+        </w:rPr>
+        <w:t xml:space="preserve"> και </w:t>
+      </w:r>
+      <w:proofErr w:type="spellStart"/>
+      <w:r>
+        <w:rPr>
+          <w:rFonts w:ascii="Arial" w:eastAsia="Arial" w:hAnsi="Arial"/>
+          <w:b/>
+          <w:color w:val="5B6573"/>
+          <w:sz w:val="23"/>
+        </w:rPr>
+        <w:t>στάλθηκε</w:t>
+      </w:r>
+      <w:proofErr w:type="spellEnd"/>
+      <w:r>
+        <w:rPr>
+          <w:rFonts w:ascii="Arial" w:eastAsia="Arial" w:hAnsi="Arial"/>
+          <w:b/>
+          <w:color w:val="5B6573"/>
+          <w:sz w:val="23"/>
+        </w:rPr>
+        <w:t xml:space="preserve"> </w:t>
+      </w:r>
+      <w:proofErr w:type="spellStart"/>
+      <w:r>
+        <w:rPr>
+          <w:rFonts w:ascii="Arial" w:eastAsia="Arial" w:hAnsi="Arial"/>
+          <w:b/>
+          <w:color w:val="5B6573"/>
+          <w:sz w:val="23"/>
+        </w:rPr>
+        <w:t>σωστά</w:t>
+      </w:r>
+      <w:proofErr w:type="spellEnd"/>
     </w:p>
     <w:sectPr>
       <w:pgSz w:w="11906" w:h="16838"/>
